--- a/MINERVA_PID/docs/CAPABILITY_MATRIX.docx
+++ b/MINERVA_PID/docs/CAPABILITY_MATRIX.docx
@@ -1059,137 +1059,17 @@
               <w:jc w:val="left"/>
             </w:pPr>
             <w:r>
-              <w:t xml:space="preserve">DEFERRED — W005 quantified the need (0 exact overlap); the engineering cross-map itself is the next step</w:t>
-            </w:r>
-          </w:p>
-        </w:tc>
-      </w:tr>
-      <w:tr>
-        <w:tc>
-          <w:tcPr/>
-          <w:p>
-            <w:pPr>
-              <w:pStyle w:val="Compact"/>
-              <w:jc w:val="left"/>
-            </w:pPr>
-            <w:r>
-              <w:t xml:space="preserve">Extend as-drawn catalog to the 10 missing design TYPES (FV/SV/FT/V/HX/J/LE/LI/PV/RD)</w:t>
-            </w:r>
-          </w:p>
-        </w:tc>
-        <w:tc>
-          <w:tcPr/>
-          <w:p>
-            <w:pPr>
-              <w:pStyle w:val="Compact"/>
-              <w:jc w:val="left"/>
-            </w:pPr>
-            <w:r>
-              <w:t xml:space="preserve">DEFERRED — W003/W004 category sheets covered only CV/EH/HV/LS/PT/TT</w:t>
-            </w:r>
-          </w:p>
-        </w:tc>
-      </w:tr>
-      <w:tr>
-        <w:tc>
-          <w:tcPr/>
-          <w:p>
-            <w:pPr>
-              <w:pStyle w:val="Compact"/>
-              <w:jc w:val="left"/>
-            </w:pPr>
-            <w:r>
-              <w:t xml:space="preserve">Exhaustive parse of the 65 MB QSYS instrumentation PPT</w:t>
-            </w:r>
-          </w:p>
-        </w:tc>
-        <w:tc>
-          <w:tcPr/>
-          <w:p>
-            <w:pPr>
-              <w:pStyle w:val="Compact"/>
-              <w:jc w:val="left"/>
-            </w:pPr>
-            <w:r>
-              <w:t xml:space="preserve">DEFERRED — cost; 2 documented re-allocations encoded from cited slides</w:t>
-            </w:r>
-          </w:p>
-        </w:tc>
-      </w:tr>
-      <w:tr>
-        <w:tc>
-          <w:tcPr/>
-          <w:p>
-            <w:pPr>
-              <w:pStyle w:val="Compact"/>
-              <w:jc w:val="left"/>
-            </w:pPr>
-            <w:r>
-              <w:t xml:space="preserve">Cross-drawing identity reconciliation (QCELL↔RFCELL)</w:t>
-            </w:r>
-          </w:p>
-        </w:tc>
-        <w:tc>
-          <w:tcPr/>
-          <w:p>
-            <w:pPr>
-              <w:pStyle w:val="Compact"/>
-              <w:jc w:val="left"/>
-            </w:pPr>
-            <w:r>
-              <w:t xml:space="preserve">DEFERRED — Wave W006</w:t>
-            </w:r>
-          </w:p>
-        </w:tc>
-      </w:tr>
-      <w:tr>
-        <w:tc>
-          <w:tcPr/>
-          <w:p>
-            <w:pPr>
-              <w:pStyle w:val="Compact"/>
-              <w:jc w:val="left"/>
-            </w:pPr>
-            <w:r>
-              <w:t xml:space="preserve">Temperature/pressure annotation per segment</w:t>
-            </w:r>
-          </w:p>
-        </w:tc>
-        <w:tc>
-          <w:tcPr/>
-          <w:p>
-            <w:pPr>
-              <w:pStyle w:val="Compact"/>
-              <w:jc w:val="left"/>
-            </w:pPr>
-            <w:r>
-              <w:t xml:space="preserve">DEFERRED — Wave W007</w:t>
-            </w:r>
-          </w:p>
-        </w:tc>
-      </w:tr>
-      <w:tr>
-        <w:tc>
-          <w:tcPr/>
-          <w:p>
-            <w:pPr>
-              <w:pStyle w:val="Compact"/>
-              <w:jc w:val="left"/>
-            </w:pPr>
-            <w:r>
-              <w:t xml:space="preserve">CI / GitHub Actions workflow</w:t>
-            </w:r>
-          </w:p>
-        </w:tc>
-        <w:tc>
-          <w:tcPr/>
-          <w:p>
-            <w:pPr>
-              <w:pStyle w:val="Compact"/>
-              <w:jc w:val="left"/>
-            </w:pPr>
-            <w:r>
-              <w:t xml:space="preserve">DEFERRED — only PLANNED in</w:t>
+              <w:rPr>
+                <w:bCs/>
+                <w:b/>
+              </w:rPr>
+              <w:t xml:space="preserve">DELIVERED — W006.</w:t>
+            </w:r>
+            <w:r>
+              <w:t xml:space="preserve"> </w:t>
+            </w:r>
+            <w:r>
+              <w:t xml:space="preserve">Confidence-scored bidirectional map; 43/97 mapped (0 HIGH / 39 MEDIUM / 4 LOW), 54 unmapped. HIGH requires independent corroborator. See</w:t>
             </w:r>
             <w:r>
               <w:t xml:space="preserve"> </w:t>
@@ -1198,7 +1078,233 @@
               <w:rPr>
                 <w:rStyle w:val="VerbatimChar"/>
               </w:rPr>
-              <w:t xml:space="preserve">GITHUB_PR_PLAN.md</w:t>
+              <w:t xml:space="preserve">reports/W006_CROSSMAP_REPORT.md</w:t>
+            </w:r>
+          </w:p>
+        </w:tc>
+      </w:tr>
+      <w:tr>
+        <w:tc>
+          <w:tcPr/>
+          <w:p>
+            <w:pPr>
+              <w:pStyle w:val="Compact"/>
+              <w:jc w:val="left"/>
+            </w:pPr>
+            <w:r>
+              <w:t xml:space="preserve">Extend as-drawn catalog to the 10 missing design TYPES (FV/SV/FT/V/HX/J/LE/LI/PV/RD)</w:t>
+            </w:r>
+          </w:p>
+        </w:tc>
+        <w:tc>
+          <w:tcPr/>
+          <w:p>
+            <w:pPr>
+              <w:pStyle w:val="Compact"/>
+              <w:jc w:val="left"/>
+            </w:pPr>
+            <w:r>
+              <w:t xml:space="preserve">DEFERRED — W003/W004 category sheets covered only CV/EH/HV/LS/PT/TT</w:t>
+            </w:r>
+          </w:p>
+        </w:tc>
+      </w:tr>
+      <w:tr>
+        <w:tc>
+          <w:tcPr/>
+          <w:p>
+            <w:pPr>
+              <w:pStyle w:val="Compact"/>
+              <w:jc w:val="left"/>
+            </w:pPr>
+            <w:r>
+              <w:t xml:space="preserve">Exhaustive parse of the 65 MB QSYS instrumentation PPT</w:t>
+            </w:r>
+          </w:p>
+        </w:tc>
+        <w:tc>
+          <w:tcPr/>
+          <w:p>
+            <w:pPr>
+              <w:pStyle w:val="Compact"/>
+              <w:jc w:val="left"/>
+            </w:pPr>
+            <w:r>
+              <w:t xml:space="preserve">DEFERRED — cost; 2 documented re-allocations encoded from cited slides</w:t>
+            </w:r>
+          </w:p>
+        </w:tc>
+      </w:tr>
+      <w:tr>
+        <w:tc>
+          <w:tcPr/>
+          <w:p>
+            <w:pPr>
+              <w:pStyle w:val="Compact"/>
+              <w:jc w:val="left"/>
+            </w:pPr>
+            <w:r>
+              <w:t xml:space="preserve">Cross-drawing identity reconciliation (QCELL↔RFCELL)</w:t>
+            </w:r>
+          </w:p>
+        </w:tc>
+        <w:tc>
+          <w:tcPr/>
+          <w:p>
+            <w:pPr>
+              <w:pStyle w:val="Compact"/>
+              <w:jc w:val="left"/>
+            </w:pPr>
+            <w:r>
+              <w:t xml:space="preserve">DEFERRED — Wave W006</w:t>
+            </w:r>
+          </w:p>
+        </w:tc>
+      </w:tr>
+      <w:tr>
+        <w:tc>
+          <w:tcPr/>
+          <w:p>
+            <w:pPr>
+              <w:pStyle w:val="Compact"/>
+              <w:jc w:val="left"/>
+            </w:pPr>
+            <w:r>
+              <w:t xml:space="preserve">Temperature/pressure annotation per segment</w:t>
+            </w:r>
+          </w:p>
+        </w:tc>
+        <w:tc>
+          <w:tcPr/>
+          <w:p>
+            <w:pPr>
+              <w:pStyle w:val="Compact"/>
+              <w:jc w:val="left"/>
+            </w:pPr>
+            <w:r>
+              <w:t xml:space="preserve">DEFERRED — Wave W007</w:t>
+            </w:r>
+          </w:p>
+        </w:tc>
+      </w:tr>
+      <w:tr>
+        <w:tc>
+          <w:tcPr/>
+          <w:p>
+            <w:pPr>
+              <w:pStyle w:val="Compact"/>
+              <w:jc w:val="left"/>
+            </w:pPr>
+            <w:r>
+              <w:t xml:space="preserve">CI / GitHub Actions workflow</w:t>
+            </w:r>
+          </w:p>
+        </w:tc>
+        <w:tc>
+          <w:tcPr/>
+          <w:p>
+            <w:pPr>
+              <w:pStyle w:val="Compact"/>
+              <w:jc w:val="left"/>
+            </w:pPr>
+            <w:r>
+              <w:t xml:space="preserve">PLANNED — W007. Full plan in</w:t>
+            </w:r>
+            <w:r>
+              <w:t xml:space="preserve"> </w:t>
+            </w:r>
+            <w:r>
+              <w:rPr>
+                <w:rStyle w:val="VerbatimChar"/>
+              </w:rPr>
+              <w:t xml:space="preserve">docs/W007_CICD_PLAN.md</w:t>
+            </w:r>
+            <w:r>
+              <w:t xml:space="preserve">; workflow staged at</w:t>
+            </w:r>
+            <w:r>
+              <w:t xml:space="preserve"> </w:t>
+            </w:r>
+            <w:r>
+              <w:rPr>
+                <w:rStyle w:val="VerbatimChar"/>
+              </w:rPr>
+              <w:t xml:space="preserve">ci/minerva-pid-test.yml</w:t>
+            </w:r>
+            <w:r>
+              <w:t xml:space="preserve"> </w:t>
+            </w:r>
+            <w:r>
+              <w:t xml:space="preserve">(blocked on GitHub App</w:t>
+            </w:r>
+            <w:r>
+              <w:t xml:space="preserve"> </w:t>
+            </w:r>
+            <w:r>
+              <w:rPr>
+                <w:rStyle w:val="VerbatimChar"/>
+              </w:rPr>
+              <w:t xml:space="preserve">workflows</w:t>
+            </w:r>
+            <w:r>
+              <w:t xml:space="preserve"> </w:t>
+            </w:r>
+            <w:r>
+              <w:t xml:space="preserve">permission)</w:t>
+            </w:r>
+          </w:p>
+        </w:tc>
+      </w:tr>
+      <w:tr>
+        <w:tc>
+          <w:tcPr/>
+          <w:p>
+            <w:pPr>
+              <w:pStyle w:val="Compact"/>
+              <w:jc w:val="left"/>
+            </w:pPr>
+            <w:r>
+              <w:t xml:space="preserve">Interactive cross-map viewer (layer toggle, pan/zoom, tag search, metadata)</w:t>
+            </w:r>
+          </w:p>
+        </w:tc>
+        <w:tc>
+          <w:tcPr/>
+          <w:p>
+            <w:pPr>
+              <w:pStyle w:val="Compact"/>
+              <w:jc w:val="left"/>
+            </w:pPr>
+            <w:r>
+              <w:rPr>
+                <w:bCs/>
+                <w:b/>
+              </w:rPr>
+              <w:t xml:space="preserve">SCAFFOLDED — W006 Option B.</w:t>
+            </w:r>
+            <w:r>
+              <w:t xml:space="preserve"> </w:t>
+            </w:r>
+            <w:r>
+              <w:rPr>
+                <w:rStyle w:val="VerbatimChar"/>
+              </w:rPr>
+              <w:t xml:space="preserve">publish/interactive_viewer.html</w:t>
+            </w:r>
+            <w:r>
+              <w:t xml:space="preserve"> </w:t>
+            </w:r>
+            <w:r>
+              <w:t xml:space="preserve">skeleton working; full feature plan in</w:t>
+            </w:r>
+            <w:r>
+              <w:t xml:space="preserve"> </w:t>
+            </w:r>
+            <w:r>
+              <w:rPr>
+                <w:rStyle w:val="VerbatimChar"/>
+              </w:rPr>
+              <w:t xml:space="preserve">docs/W006_INTERACTIVE_UI_PLAN.md</w:t>
             </w:r>
           </w:p>
         </w:tc>
@@ -1224,7 +1330,7 @@
               <w:jc w:val="left"/>
             </w:pPr>
             <w:r>
-              <w:t xml:space="preserve">DEFERRED — static HTML only this wave</w:t>
+              <w:t xml:space="preserve">DEFERRED — single-file static HTML (no bundler) by design</w:t>
             </w:r>
           </w:p>
         </w:tc>

--- a/MINERVA_PID/docs/CAPABILITY_MATRIX.docx
+++ b/MINERVA_PID/docs/CAPABILITY_MATRIX.docx
@@ -1208,19 +1208,17 @@
               <w:jc w:val="left"/>
             </w:pPr>
             <w:r>
-              <w:t xml:space="preserve">PLANNED — W007. Full plan in</w:t>
-            </w:r>
-            <w:r>
-              <w:t xml:space="preserve"> </w:t>
-            </w:r>
-            <w:r>
               <w:rPr>
-                <w:rStyle w:val="VerbatimChar"/>
+                <w:bCs/>
+                <w:b/>
               </w:rPr>
-              <w:t xml:space="preserve">docs/W007_CICD_PLAN.md</w:t>
-            </w:r>
-            <w:r>
-              <w:t xml:space="preserve">; workflow staged at</w:t>
+              <w:t xml:space="preserve">DELIVERED — W007.</w:t>
+            </w:r>
+            <w:r>
+              <w:t xml:space="preserve"> </w:t>
+            </w:r>
+            <w:r>
+              <w:t xml:space="preserve">Workflow</w:t>
             </w:r>
             <w:r>
               <w:t xml:space="preserve"> </w:t>
@@ -1235,7 +1233,73 @@
               <w:t xml:space="preserve"> </w:t>
             </w:r>
             <w:r>
-              <w:t xml:space="preserve">(blocked on GitHub App</w:t>
+              <w:t xml:space="preserve">(Py 3.10–3.12 matrix) regenerates via</w:t>
+            </w:r>
+            <w:r>
+              <w:t xml:space="preserve"> </w:t>
+            </w:r>
+            <w:r>
+              <w:rPr>
+                <w:rStyle w:val="VerbatimChar"/>
+              </w:rPr>
+              <w:t xml:space="preserve">./make.sh</w:t>
+            </w:r>
+            <w:r>
+              <w:t xml:space="preserve">, runs 48 standalone-runner assertions under</w:t>
+            </w:r>
+            <w:r>
+              <w:t xml:space="preserve"> </w:t>
+            </w:r>
+            <w:r>
+              <w:rPr>
+                <w:rStyle w:val="VerbatimChar"/>
+              </w:rPr>
+              <w:t xml:space="preserve">coverage.py</w:t>
+            </w:r>
+            <w:r>
+              <w:t xml:space="preserve"> </w:t>
+            </w:r>
+            <w:r>
+              <w:t xml:space="preserve">(no pytest), enforces a golden-file gate (</w:t>
+            </w:r>
+            <w:r>
+              <w:rPr>
+                <w:rStyle w:val="VerbatimChar"/>
+              </w:rPr>
+              <w:t xml:space="preserve">tests/test_golden_files.py</w:t>
+            </w:r>
+            <w:r>
+              <w:t xml:space="preserve"> </w:t>
+            </w:r>
+            <w:r>
+              <w:t xml:space="preserve">+</w:t>
+            </w:r>
+            <w:r>
+              <w:t xml:space="preserve"> </w:t>
+            </w:r>
+            <w:r>
+              <w:rPr>
+                <w:rStyle w:val="VerbatimChar"/>
+              </w:rPr>
+              <w:t xml:space="preserve">tests/golden/</w:t>
+            </w:r>
+            <w:r>
+              <w:t xml:space="preserve">), checks</w:t>
+            </w:r>
+            <w:r>
+              <w:t xml:space="preserve"> </w:t>
+            </w:r>
+            <w:r>
+              <w:rPr>
+                <w:rStyle w:val="VerbatimChar"/>
+              </w:rPr>
+              <w:t xml:space="preserve">--clean</w:t>
+            </w:r>
+            <w:r>
+              <w:t xml:space="preserve"> </w:t>
+            </w:r>
+            <w:r>
+              <w:t xml:space="preserve">reproducibility, uploads artifacts. Staged for one-time maintainer activation (GitHub App lacks</w:t>
             </w:r>
             <w:r>
               <w:t xml:space="preserve"> </w:t>
@@ -1250,7 +1314,199 @@
               <w:t xml:space="preserve"> </w:t>
             </w:r>
             <w:r>
-              <w:t xml:space="preserve">permission)</w:t>
+              <w:t xml:space="preserve">permission). See</w:t>
+            </w:r>
+            <w:r>
+              <w:t xml:space="preserve"> </w:t>
+            </w:r>
+            <w:r>
+              <w:rPr>
+                <w:rStyle w:val="VerbatimChar"/>
+              </w:rPr>
+              <w:t xml:space="preserve">docs/W007_CI_IMPLEMENTATION.md</w:t>
+            </w:r>
+            <w:r>
+              <w:t xml:space="preserve"> </w:t>
+            </w:r>
+            <w:r>
+              <w:t xml:space="preserve">+</w:t>
+            </w:r>
+            <w:r>
+              <w:t xml:space="preserve"> </w:t>
+            </w:r>
+            <w:r>
+              <w:rPr>
+                <w:rStyle w:val="VerbatimChar"/>
+              </w:rPr>
+              <w:t xml:space="preserve">reports/W007_CICD_REPORT.md</w:t>
+            </w:r>
+          </w:p>
+        </w:tc>
+      </w:tr>
+      <w:tr>
+        <w:tc>
+          <w:tcPr/>
+          <w:p>
+            <w:pPr>
+              <w:pStyle w:val="Compact"/>
+              <w:jc w:val="left"/>
+            </w:pPr>
+            <w:r>
+              <w:t xml:space="preserve">Coverage reporting (pytest-cov-free)</w:t>
+            </w:r>
+          </w:p>
+        </w:tc>
+        <w:tc>
+          <w:tcPr/>
+          <w:p>
+            <w:pPr>
+              <w:pStyle w:val="Compact"/>
+              <w:jc w:val="left"/>
+            </w:pPr>
+            <w:r>
+              <w:rPr>
+                <w:bCs/>
+                <w:b/>
+              </w:rPr>
+              <w:t xml:space="preserve">DELIVERED — W007.</w:t>
+            </w:r>
+            <w:r>
+              <w:t xml:space="preserve"> </w:t>
+            </w:r>
+            <w:r>
+              <w:rPr>
+                <w:rStyle w:val="VerbatimChar"/>
+              </w:rPr>
+              <w:t xml:space="preserve">coverage run -p</w:t>
+            </w:r>
+            <w:r>
+              <w:t xml:space="preserve"> </w:t>
+            </w:r>
+            <w:r>
+              <w:t xml:space="preserve">over standalone runners → combine/report/xml;</w:t>
+            </w:r>
+            <w:r>
+              <w:t xml:space="preserve"> </w:t>
+            </w:r>
+            <w:r>
+              <w:rPr>
+                <w:rStyle w:val="VerbatimChar"/>
+              </w:rPr>
+              <w:t xml:space="preserve">.coveragerc</w:t>
+            </w:r>
+            <w:r>
+              <w:t xml:space="preserve"> </w:t>
+            </w:r>
+            <w:r>
+              <w:t xml:space="preserve">+</w:t>
+            </w:r>
+            <w:r>
+              <w:t xml:space="preserve"> </w:t>
+            </w:r>
+            <w:r>
+              <w:rPr>
+                <w:rStyle w:val="VerbatimChar"/>
+              </w:rPr>
+              <w:t xml:space="preserve">[tool.coverage.*]</w:t>
+            </w:r>
+            <w:r>
+              <w:t xml:space="preserve">. ~18% reported honestly (tests target pure fns;</w:t>
+            </w:r>
+            <w:r>
+              <w:t xml:space="preserve"> </w:t>
+            </w:r>
+            <w:r>
+              <w:rPr>
+                <w:rStyle w:val="VerbatimChar"/>
+              </w:rPr>
+              <w:t xml:space="preserve">build_*</w:t>
+            </w:r>
+            <w:r>
+              <w:t xml:space="preserve"> </w:t>
+            </w:r>
+            <w:r>
+              <w:t xml:space="preserve">run via make.sh), not gated</w:t>
+            </w:r>
+          </w:p>
+        </w:tc>
+      </w:tr>
+      <w:tr>
+        <w:tc>
+          <w:tcPr/>
+          <w:p>
+            <w:pPr>
+              <w:pStyle w:val="Compact"/>
+              <w:jc w:val="left"/>
+            </w:pPr>
+            <w:r>
+              <w:t xml:space="preserve">Golden-file regression gate</w:t>
+            </w:r>
+          </w:p>
+        </w:tc>
+        <w:tc>
+          <w:tcPr/>
+          <w:p>
+            <w:pPr>
+              <w:pStyle w:val="Compact"/>
+              <w:jc w:val="left"/>
+            </w:pPr>
+            <w:r>
+              <w:rPr>
+                <w:bCs/>
+                <w:b/>
+              </w:rPr>
+              <w:t xml:space="preserve">DELIVERED — W007.</w:t>
+            </w:r>
+            <w:r>
+              <w:t xml:space="preserve"> </w:t>
+            </w:r>
+            <w:r>
+              <w:t xml:space="preserve">Invariant snapshots (line model, catalog counts, crossmap stats) generated from verified runtime output; deterministic (volatile XLSX bytes excluded)</w:t>
+            </w:r>
+          </w:p>
+        </w:tc>
+      </w:tr>
+      <w:tr>
+        <w:tc>
+          <w:tcPr/>
+          <w:p>
+            <w:pPr>
+              <w:pStyle w:val="Compact"/>
+              <w:jc w:val="left"/>
+            </w:pPr>
+            <w:r>
+              <w:t xml:space="preserve">Pre-commit hooks</w:t>
+            </w:r>
+          </w:p>
+        </w:tc>
+        <w:tc>
+          <w:tcPr/>
+          <w:p>
+            <w:pPr>
+              <w:pStyle w:val="Compact"/>
+              <w:jc w:val="left"/>
+            </w:pPr>
+            <w:r>
+              <w:rPr>
+                <w:bCs/>
+                <w:b/>
+              </w:rPr>
+              <w:t xml:space="preserve">DELIVERED (advisory) — W007.</w:t>
+            </w:r>
+            <w:r>
+              <w:t xml:space="preserve"> </w:t>
+            </w:r>
+            <w:r>
+              <w:rPr>
+                <w:rStyle w:val="VerbatimChar"/>
+              </w:rPr>
+              <w:t xml:space="preserve">.pre-commit-config.yaml</w:t>
+            </w:r>
+            <w:r>
+              <w:t xml:space="preserve"> </w:t>
+            </w:r>
+            <w:r>
+              <w:t xml:space="preserve">hygiene + black/flake8 (opt-in; not CI-enforced to avoid mass reformat)</w:t>
             </w:r>
           </w:p>
         </w:tc>
